--- a/Memory_Forensics_AI_Triage_Viva_Defense_Guide.docx
+++ b/Memory_Forensics_AI_Triage_Viva_Defense_Guide.docx
@@ -285,7 +285,7 @@
         <w:t xml:space="preserve">• Stage 1: Evidence Ingestion &amp; Pre-flight Gating: </w:t>
       </w:r>
       <w:r>
-        <w:t>The analyst either uploads a Volatility-extracted memory profile (CSV) or selects a pre-packaged live forensic baseline. The system validates schema structure, aligns all 55 required feature headers, and imputes null values using validate_input.py.</w:t>
+        <w:t>The analyst either uploads a Volatility-extracted memory profile (CSV) or selects a pre-packaged live forensic baseline. The system validates schema structure, aligns all 55 required feature headers, and runs the input_validation.py feature gate: missing, empty or non-numeric values require analyst acknowledgement, and infinite/negative values or more than 20% unusable features block the analysis.</w:t>
       </w:r>
     </w:p>
     <w:p>
@@ -2819,7 +2819,7 @@
                 <w:color w:val="222222"/>
                 <w:sz w:val="19"/>
               </w:rPr>
-              <w:t>validate_input.py</w:t>
+              <w:t>pin_model_hashes.py</w:t>
             </w:r>
           </w:p>
         </w:tc>
@@ -2841,7 +2841,7 @@
                 <w:color w:val="222222"/>
                 <w:sz w:val="19"/>
               </w:rPr>
-              <w:t>Pre-Flight Evidence-Gating Utility</w:t>
+              <w:t>Model Integrity Pinning Utility</w:t>
             </w:r>
           </w:p>
         </w:tc>
@@ -2863,7 +2863,7 @@
                 <w:color w:val="222222"/>
                 <w:sz w:val="19"/>
               </w:rPr>
-              <w:t>Production sanity-checking function that inspects uploaded CSVs for empty files, column header syntax discrepancies (dot vs underscore), and imputes missing values.</w:t>
+              <w:t>Records the SHA-256 of every trained model in models/model_hashes.json. The dashboard verifies each model against these pins before unpickling it and refuses modified or unpinned models.</w:t>
             </w:r>
           </w:p>
         </w:tc>
